--- a/blog-content/old-drafts-fixed/How-to-Humanize-AI-Content-FIXED.docx
+++ b/blog-content/old-drafts-fixed/How-to-Humanize-AI-Content-FIXED.docx
@@ -122,7 +122,7 @@
         <w:t xml:space="preserve">Quick Answer:</w:t>
       </w:r>
       <w:r>
-        <w:t xml:space="preserve"> Humanize AI content by adding personal experience, replacing AI filler words, varying sentence rhythm, and injecting specific examples only you could provide. Properly edited AI content performs within 4% of fully human-written content in Google rankings and generates 144% more traffic than raw AI output.</w:t>
+        <w:t xml:space="preserve"> Humanize AI content by adding personal experience, replacing AI filler words, varying sentence rhythm, and injecting specific examples only you could provide. Edited AI content ranks close to human writing; unedited drafts rarely reach the top.</w:t>
       </w:r>
     </w:p>
     <w:p>
@@ -134,7 +134,7 @@
       <w:r>
         <w:t xml:space="preserve">After editing over 60 AI-drafted articles for </w:t>
       </w:r>
-      <w:hyperlink w:history="1" r:id="rIdovmlmjdnfncvcibezsurr">
+      <w:hyperlink w:history="1" r:id="rIdctgw1mmr3hqky_ek2zuix">
         <w:r>
           <w:rPr>
             <w:rStyle w:val="Hyperlink"/>
@@ -150,7 +150,7 @@
       <w:r>
         <w:t xml:space="preserve">This guide gives you a repeatable editing workflow with specific before-and-after examples, verified ranking data, and the exact process I use to turn a raw AI draft into something Google wants to surface and readers want to finish. For the wider picture, see the </w:t>
       </w:r>
-      <w:hyperlink w:history="1" r:id="rIdcbxo5zxyzn6ui4xtqunw_">
+      <w:hyperlink w:history="1" r:id="rIdp8g9geli-2cky-a26nida">
         <w:r>
           <w:rPr>
             <w:rStyle w:val="Hyperlink"/>
@@ -179,7 +179,7 @@
       <w:r>
         <w:t xml:space="preserve">A </w:t>
       </w:r>
-      <w:hyperlink w:history="1" r:id="rId2gqjwwhrkx-7hm83xqvyl">
+      <w:hyperlink w:history="1" r:id="rIdxarlhxixkcqlwos5pmig3">
         <w:r>
           <w:rPr>
             <w:rStyle w:val="Hyperlink"/>
@@ -213,7 +213,7 @@
       <w:r>
         <w:t xml:space="preserve">Beyond the maths, readers sense something off before they can name it. They feel the absence of opinion, the lack of a real person behind the words. An </w:t>
       </w:r>
-      <w:hyperlink w:history="1" r:id="rIds39feeb7s-9ajywnffjzh">
+      <w:hyperlink w:history="1" r:id="rIdctupwqx18nv56qsjrklvg">
         <w:r>
           <w:rPr>
             <w:rStyle w:val="Hyperlink"/>
@@ -252,7 +252,7 @@
       <w:r>
         <w:t xml:space="preserve">Every recommendation in this guide targets the reader-first approach. If your main concern is "bypassing AI detectors," you're optimising for the wrong metric. Detectors also flag plenty of human writing; run a draft through our free </w:t>
       </w:r>
-      <w:hyperlink w:history="1" r:id="rIdcbrgrv2kwnmmtpega8eyp">
+      <w:hyperlink w:history="1" r:id="rIdqwnxzdyuoqjmdz21uzqyd">
         <w:r>
           <w:rPr>
             <w:rStyle w:val="Hyperlink"/>
@@ -276,7 +276,7 @@
       <w:r>
         <w:t xml:space="preserve">Here is the exact 8-step editing workflow I use for every AI-drafted article on this site. The whole process takes 60 to 90 minutes per piece — a fraction of the </w:t>
       </w:r>
-      <w:hyperlink w:history="1" r:id="rIduvyg0uqtcn9smqvobn1am">
+      <w:hyperlink w:history="1" r:id="rIdrswgpj_qwdel5glwjunqa">
         <w:r>
           <w:rPr>
             <w:rStyle w:val="Hyperlink"/>
@@ -305,7 +305,7 @@
       <w:r>
         <w:t xml:space="preserve">A prompt like "write a blog post about email marketing" produces generic fluff. A prompt like "write a 2,000-word guide on re-engagement email sequences for SaaS companies with 30-day trial models, written in first person, referencing a churn rate we reduced from 8.2% to 5.1%" produces something worth editing. I break down this process fully in my </w:t>
       </w:r>
-      <w:hyperlink w:history="1" r:id="rIdz3y46rw9cs5cvanv1ynrg">
+      <w:hyperlink w:history="1" r:id="rIdr1iaokqcegat8sksupk2h">
         <w:r>
           <w:rPr>
             <w:rStyle w:val="Hyperlink"/>
@@ -481,7 +481,7 @@
       <w:r>
         <w:t xml:space="preserve">I've caught AI fabricating entire studies — complete with plausible-sounding journal names and publication years. If you can't find the original source within two minutes of searching, delete the claim. A wrong citation damages your credibility more than a missing one. This is where I've seen the most damage in </w:t>
       </w:r>
-      <w:hyperlink w:history="1" r:id="rIdjtenfkpxjkxcef8hsnadm">
+      <w:hyperlink w:history="1" r:id="rIdsvjrrbqwjw5loq4iyfs2t">
         <w:r>
           <w:rPr>
             <w:rStyle w:val="Hyperlink"/>
@@ -575,7 +575,7 @@
       <w:r>
         <w:t xml:space="preserve">Google's </w:t>
       </w:r>
-      <w:hyperlink w:history="1" r:id="rIds46xloqy2n41uc-3vpryx">
+      <w:hyperlink w:history="1" r:id="rIdo3ozfcxtdmo1oo70466ti">
         <w:r>
           <w:rPr>
             <w:rStyle w:val="Hyperlink"/>
@@ -659,30 +659,25 @@
     </w:p>
     <w:p>
       <w:r>
-        <w:t xml:space="preserve">A </w:t>
-      </w:r>
-      <w:hyperlink w:history="1" r:id="rId_ipznesqq4swciipzs6xs">
-        <w:r>
-          <w:rPr>
-            <w:rStyle w:val="Hyperlink"/>
-          </w:rPr>
-          <w:t xml:space="preserve">Semrush analysis of 42,000 blog posts</w:t>
-        </w:r>
-      </w:hyperlink>
-      <w:r>
-        <w:t xml:space="preserve"> (November 2025) found that human-written content holds the number-one ranking position 80% of the time, compared to just 9% for purely AI-generated pages. That's an 8-to-1 ratio at the position that captures the most clicks.</w:t>
-      </w:r>
-    </w:p>
-    <w:p>
-      <w:r>
-        <w:t xml:space="preserve">The part most people miss: a separate Semrush analysis of 20,000 URLs found that 57% of AI content and 58% of human content appear somewhere in the top 10. Getting on page one isn't the hard part. Getting to positions one through three — where the real traffic lives — is where human editing makes the difference.</w:t>
+        <w:t xml:space="preserve">Large studies point the same way: unedited AI pages rarely hold the top spot, while edited AI drafts rank close to human writing. I break down those numbers, and what they miss, in </w:t>
+      </w:r>
+      <w:hyperlink w:history="1" r:id="rId5xzpjihls2z3tmuqt43sv">
+        <w:r>
+          <w:rPr>
+            <w:rStyle w:val="Hyperlink"/>
+          </w:rPr>
+          <w:t xml:space="preserve">AI blog writer vs human writer</w:t>
+        </w:r>
+      </w:hyperlink>
+      <w:r>
+        <w:t xml:space="preserve">. Here is what editing did on real sites.</w:t>
       </w:r>
     </w:p>
     <w:p>
       <w:r>
         <w:t xml:space="preserve">The clearest proof comes from </w:t>
       </w:r>
-      <w:hyperlink w:history="1" r:id="rIdlitl1dnr8j1al7d8x5haw">
+      <w:hyperlink w:history="1" r:id="rIdng1kgtljmcvvraelcgyxa">
         <w:r>
           <w:rPr>
             <w:rStyle w:val="Hyperlink"/>
@@ -692,22 +687,6 @@
       </w:hyperlink>
       <w:r>
         <w:t xml:space="preserve">: they published 200+ AI-assisted posts, each reviewed and edited by journalists before going live. The result was 144% total traffic growth and 159% organic search growth year over year. SE Ranking reported similar results — their edited AI articles earned 555,000+ impressions and 2,300+ clicks with several top-10 rankings.</w:t>
-      </w:r>
-    </w:p>
-    <w:p>
-      <w:r>
-        <w:t xml:space="preserve">A </w:t>
-      </w:r>
-      <w:hyperlink w:history="1" r:id="rIdr8q_xfrmpsiohkjldku8b">
-        <w:r>
-          <w:rPr>
-            <w:rStyle w:val="Hyperlink"/>
-          </w:rPr>
-          <w:t xml:space="preserve">Digital Applied study tracking 4,200 articles over 16 months</w:t>
-        </w:r>
-      </w:hyperlink>
-      <w:r>
-        <w:t xml:space="preserve"> found that AI-assisted content with substantive human editing performed within just 4% of fully human-written content. The editing is the difference between content that ranks and content that sits on page four.</w:t>
       </w:r>
     </w:p>
     <w:p>
@@ -869,9 +848,20 @@
     </w:tbl>
     <w:p>
       <w:r>
-        <w:t xml:space="preserve">The humanised AI approach gives you roughly 80% of pure-human quality at 20% of the cost and 30% of the time. That trade-off is why the AI-plus-editor model has become the default among teams using the </w:t>
-      </w:r>
-      <w:hyperlink w:history="1" r:id="rIdo9krrvvf79q-q6ljogc_r">
+        <w:t xml:space="preserve">For a cost comparison with hiring a freelancer, see </w:t>
+      </w:r>
+      <w:hyperlink w:history="1" r:id="rId3nwrphex8fdacyax9grdp">
+        <w:r>
+          <w:rPr>
+            <w:rStyle w:val="Hyperlink"/>
+          </w:rPr>
+          <w:t xml:space="preserve">AI blog writer vs human writer</w:t>
+        </w:r>
+      </w:hyperlink>
+      <w:r>
+        <w:t xml:space="preserve">. To choose a drafting tool, start with the </w:t>
+      </w:r>
+      <w:hyperlink w:history="1" r:id="rIdrj7nt9vhm1jiewqysbitg">
         <w:r>
           <w:rPr>
             <w:rStyle w:val="Hyperlink"/>
@@ -929,7 +919,7 @@
       <w:r>
         <w:t xml:space="preserve"> — flags overly complex sentences, passive voice, and adverb overuse. Treats the readability problem, not the detection problem. Our free </w:t>
       </w:r>
-      <w:hyperlink w:history="1" r:id="rIdsiilpncgepndmkw9q81kt">
+      <w:hyperlink w:history="1" r:id="rIdv4sbl4ey0vb0yv-_hvwrw">
         <w:r>
           <w:rPr>
             <w:rStyle w:val="Hyperlink"/>
@@ -959,7 +949,7 @@
       <w:r>
         <w:t xml:space="preserve"> — fine for one clunky sentence, not for a whole article. Our </w:t>
       </w:r>
-      <w:hyperlink w:history="1" r:id="rId5g3kgrpzqeawaawq__bdq">
+      <w:hyperlink w:history="1" r:id="rIdo4gm0ipwgo-_qhw28jlsy">
         <w:r>
           <w:rPr>
             <w:rStyle w:val="Hyperlink"/>
@@ -970,7 +960,7 @@
       <w:r>
         <w:t xml:space="preserve"> shows the changes so you can keep only the ones that read better. </w:t>
       </w:r>
-      <w:hyperlink w:history="1" r:id="rIdnoff1jr1gvm1cqtxphorm">
+      <w:hyperlink w:history="1" r:id="rIdsk9eosksnwdn2frov4ke-">
         <w:r>
           <w:rPr>
             <w:rStyle w:val="Hyperlink"/>
@@ -1024,7 +1014,7 @@
       <w:r>
         <w:t xml:space="preserve">The best humanizer is your own editing time — roughly an hour per piece. No tool replaces the value of someone who has done the thing the article talks about sitting down and making the content real. If you'd rather hand the editing over, that's what our </w:t>
       </w:r>
-      <w:hyperlink w:history="1" r:id="rIdbrgbm-48aycro-nw8qiki">
+      <w:hyperlink w:history="1" r:id="rId864uhlc4sxnevwocjulmr">
         <w:r>
           <w:rPr>
             <w:rStyle w:val="Hyperlink"/>
@@ -1048,7 +1038,7 @@
       <w:r>
         <w:t xml:space="preserve">Google judges quality, not origin: </w:t>
       </w:r>
-      <w:hyperlink w:history="1" r:id="rIds4-7pmi10atojqgws6_tf">
+      <w:hyperlink w:history="1" r:id="rIdltvhvs-ud09r3k3pzrx9s">
         <w:r>
           <w:rPr>
             <w:rStyle w:val="Hyperlink"/>
@@ -1059,7 +1049,7 @@
       <w:r>
         <w:t xml:space="preserve"> rewards helpful content however it was produced and targets scaled, unedited pages. Detection, spam policies and what that means for your site are covered in </w:t>
       </w:r>
-      <w:hyperlink w:history="1" r:id="rId1mjjlcm2zllheq6njkus2">
+      <w:hyperlink w:history="1" r:id="rId3ezqrtqeaitoujg8jrs6c">
         <w:r>
           <w:rPr>
             <w:rStyle w:val="Hyperlink"/>

--- a/blog-content/old-drafts-fixed/How-to-Humanize-AI-Content-FIXED.docx
+++ b/blog-content/old-drafts-fixed/How-to-Humanize-AI-Content-FIXED.docx
@@ -134,7 +134,7 @@
       <w:r>
         <w:t xml:space="preserve">After editing over 60 AI-drafted articles for </w:t>
       </w:r>
-      <w:hyperlink w:history="1" r:id="rIdctgw1mmr3hqky_ek2zuix">
+      <w:hyperlink w:history="1" r:id="rId4lvff8nuh2q5be0ppnqiz">
         <w:r>
           <w:rPr>
             <w:rStyle w:val="Hyperlink"/>
@@ -150,7 +150,7 @@
       <w:r>
         <w:t xml:space="preserve">This guide gives you a repeatable editing workflow with specific before-and-after examples, verified ranking data, and the exact process I use to turn a raw AI draft into something Google wants to surface and readers want to finish. For the wider picture, see the </w:t>
       </w:r>
-      <w:hyperlink w:history="1" r:id="rIdp8g9geli-2cky-a26nida">
+      <w:hyperlink w:history="1" r:id="rId930dsvruaimtfzuouqtsx">
         <w:r>
           <w:rPr>
             <w:rStyle w:val="Hyperlink"/>
@@ -179,7 +179,7 @@
       <w:r>
         <w:t xml:space="preserve">A </w:t>
       </w:r>
-      <w:hyperlink w:history="1" r:id="rIdxarlhxixkcqlwos5pmig3">
+      <w:hyperlink w:history="1" r:id="rIduekpysl3kxwi8w1krhwxj">
         <w:r>
           <w:rPr>
             <w:rStyle w:val="Hyperlink"/>
@@ -213,7 +213,7 @@
       <w:r>
         <w:t xml:space="preserve">Beyond the maths, readers sense something off before they can name it. They feel the absence of opinion, the lack of a real person behind the words. An </w:t>
       </w:r>
-      <w:hyperlink w:history="1" r:id="rIdctupwqx18nv56qsjrklvg">
+      <w:hyperlink w:history="1" r:id="rIdizldhv-axqeykj3yxlugg">
         <w:r>
           <w:rPr>
             <w:rStyle w:val="Hyperlink"/>
@@ -252,7 +252,7 @@
       <w:r>
         <w:t xml:space="preserve">Every recommendation in this guide targets the reader-first approach. If your main concern is "bypassing AI detectors," you're optimising for the wrong metric. Detectors also flag plenty of human writing; run a draft through our free </w:t>
       </w:r>
-      <w:hyperlink w:history="1" r:id="rIdqwnxzdyuoqjmdz21uzqyd">
+      <w:hyperlink w:history="1" r:id="rId0xm-wvecmmfuu0keky1-u">
         <w:r>
           <w:rPr>
             <w:rStyle w:val="Hyperlink"/>
@@ -276,7 +276,7 @@
       <w:r>
         <w:t xml:space="preserve">Here is the exact 8-step editing workflow I use for every AI-drafted article on this site. The whole process takes 60 to 90 minutes per piece — a fraction of the </w:t>
       </w:r>
-      <w:hyperlink w:history="1" r:id="rIdrswgpj_qwdel5glwjunqa">
+      <w:hyperlink w:history="1" r:id="rId55gukauwl0myhnswhv3ct">
         <w:r>
           <w:rPr>
             <w:rStyle w:val="Hyperlink"/>
@@ -305,7 +305,7 @@
       <w:r>
         <w:t xml:space="preserve">A prompt like "write a blog post about email marketing" produces generic fluff. A prompt like "write a 2,000-word guide on re-engagement email sequences for SaaS companies with 30-day trial models, written in first person, referencing a churn rate we reduced from 8.2% to 5.1%" produces something worth editing. I break down this process fully in my </w:t>
       </w:r>
-      <w:hyperlink w:history="1" r:id="rIdr1iaokqcegat8sksupk2h">
+      <w:hyperlink w:history="1" r:id="rIdqyzekpmdccgqltd0z3bff">
         <w:r>
           <w:rPr>
             <w:rStyle w:val="Hyperlink"/>
@@ -481,7 +481,7 @@
       <w:r>
         <w:t xml:space="preserve">I've caught AI fabricating entire studies — complete with plausible-sounding journal names and publication years. If you can't find the original source within two minutes of searching, delete the claim. A wrong citation damages your credibility more than a missing one. This is where I've seen the most damage in </w:t>
       </w:r>
-      <w:hyperlink w:history="1" r:id="rIdsvjrrbqwjw5loq4iyfs2t">
+      <w:hyperlink w:history="1" r:id="rIdcqrveeuyqjdkqznxbhhnx">
         <w:r>
           <w:rPr>
             <w:rStyle w:val="Hyperlink"/>
@@ -575,7 +575,7 @@
       <w:r>
         <w:t xml:space="preserve">Google's </w:t>
       </w:r>
-      <w:hyperlink w:history="1" r:id="rIdo3ozfcxtdmo1oo70466ti">
+      <w:hyperlink w:history="1" r:id="rIdkorujowdrt0vaqxgzcwlg">
         <w:r>
           <w:rPr>
             <w:rStyle w:val="Hyperlink"/>
@@ -661,7 +661,7 @@
       <w:r>
         <w:t xml:space="preserve">Large studies point the same way: unedited AI pages rarely hold the top spot, while edited AI drafts rank close to human writing. I break down those numbers, and what they miss, in </w:t>
       </w:r>
-      <w:hyperlink w:history="1" r:id="rId5xzpjihls2z3tmuqt43sv">
+      <w:hyperlink w:history="1" r:id="rIdg8a9uwwcilgplts4bouky">
         <w:r>
           <w:rPr>
             <w:rStyle w:val="Hyperlink"/>
@@ -677,7 +677,7 @@
       <w:r>
         <w:t xml:space="preserve">The clearest proof comes from </w:t>
       </w:r>
-      <w:hyperlink w:history="1" r:id="rIdng1kgtljmcvvraelcgyxa">
+      <w:hyperlink w:history="1" r:id="rIdmo9oyaa1u3q9efzm6t1rf">
         <w:r>
           <w:rPr>
             <w:rStyle w:val="Hyperlink"/>
@@ -850,7 +850,7 @@
       <w:r>
         <w:t xml:space="preserve">For a cost comparison with hiring a freelancer, see </w:t>
       </w:r>
-      <w:hyperlink w:history="1" r:id="rId3nwrphex8fdacyax9grdp">
+      <w:hyperlink w:history="1" r:id="rIdr2xvtk_mbwggmms6htlvw">
         <w:r>
           <w:rPr>
             <w:rStyle w:val="Hyperlink"/>
@@ -861,7 +861,7 @@
       <w:r>
         <w:t xml:space="preserve">. To choose a drafting tool, start with the </w:t>
       </w:r>
-      <w:hyperlink w:history="1" r:id="rIdrj7nt9vhm1jiewqysbitg">
+      <w:hyperlink w:history="1" r:id="rIdsss0jrwfa-q7kyxtuvkv0">
         <w:r>
           <w:rPr>
             <w:rStyle w:val="Hyperlink"/>
@@ -919,7 +919,7 @@
       <w:r>
         <w:t xml:space="preserve"> — flags overly complex sentences, passive voice, and adverb overuse. Treats the readability problem, not the detection problem. Our free </w:t>
       </w:r>
-      <w:hyperlink w:history="1" r:id="rIdv4sbl4ey0vb0yv-_hvwrw">
+      <w:hyperlink w:history="1" r:id="rId-r76mpnodzc6jjayn140c">
         <w:r>
           <w:rPr>
             <w:rStyle w:val="Hyperlink"/>
@@ -949,7 +949,7 @@
       <w:r>
         <w:t xml:space="preserve"> — fine for one clunky sentence, not for a whole article. Our </w:t>
       </w:r>
-      <w:hyperlink w:history="1" r:id="rIdo4gm0ipwgo-_qhw28jlsy">
+      <w:hyperlink w:history="1" r:id="rIdukyvu4ej1akjsq-gp9oje">
         <w:r>
           <w:rPr>
             <w:rStyle w:val="Hyperlink"/>
@@ -960,7 +960,7 @@
       <w:r>
         <w:t xml:space="preserve"> shows the changes so you can keep only the ones that read better. </w:t>
       </w:r>
-      <w:hyperlink w:history="1" r:id="rIdsk9eosksnwdn2frov4ke-">
+      <w:hyperlink w:history="1" r:id="rIdak8irj5j-6h9ju9vefmqa">
         <w:r>
           <w:rPr>
             <w:rStyle w:val="Hyperlink"/>
@@ -1014,7 +1014,7 @@
       <w:r>
         <w:t xml:space="preserve">The best humanizer is your own editing time — roughly an hour per piece. No tool replaces the value of someone who has done the thing the article talks about sitting down and making the content real. If you'd rather hand the editing over, that's what our </w:t>
       </w:r>
-      <w:hyperlink w:history="1" r:id="rId864uhlc4sxnevwocjulmr">
+      <w:hyperlink w:history="1" r:id="rIdewaelvx9l73dnzakv4you">
         <w:r>
           <w:rPr>
             <w:rStyle w:val="Hyperlink"/>
@@ -1038,7 +1038,7 @@
       <w:r>
         <w:t xml:space="preserve">Google judges quality, not origin: </w:t>
       </w:r>
-      <w:hyperlink w:history="1" r:id="rIdltvhvs-ud09r3k3pzrx9s">
+      <w:hyperlink w:history="1" r:id="rId7n30iqbimf_fjjfzvv2u0">
         <w:r>
           <w:rPr>
             <w:rStyle w:val="Hyperlink"/>
@@ -1049,7 +1049,7 @@
       <w:r>
         <w:t xml:space="preserve"> rewards helpful content however it was produced and targets scaled, unedited pages. Detection, spam policies and what that means for your site are covered in </w:t>
       </w:r>
-      <w:hyperlink w:history="1" r:id="rId3ezqrtqeaitoujg8jrs6c">
+      <w:hyperlink w:history="1" r:id="rIdxjxxgfjrujg9p5suxbzef">
         <w:r>
           <w:rPr>
             <w:rStyle w:val="Hyperlink"/>
